--- a/templates/4EOS-Document-Template.docx
+++ b/templates/4EOS-Document-Template.docx
@@ -153,7 +153,7 @@
             <a:graphicData uri="http://schemas.openxmlformats.org/drawingml/2006/picture">
               <pic:pic>
                 <pic:nvPicPr>
-                  <pic:cNvPr id="0" name="4eos_logo.png"/>
+                  <pic:cNvPr id="0" name="4eos_original_logo.png"/>
                   <pic:cNvPicPr/>
                 </pic:nvPicPr>
                 <pic:blipFill>
